--- a/Laptops/3- Multimeter Operation.docx
+++ b/Laptops/3- Multimeter Operation.docx
@@ -1,6 +1,6 @@
 
 <file path=word/document.xml><?xml version="1.0" encoding="utf-8"?>
-<w:document xmlns:wpc="http://schemas.microsoft.com/office/word/2010/wordprocessingCanvas" xmlns:cx="http://schemas.microsoft.com/office/drawing/2014/chartex" xmlns:cx1="http://schemas.microsoft.com/office/drawing/2015/9/8/chartex" xmlns:cx2="http://schemas.microsoft.com/office/drawing/2015/10/21/chartex" xmlns:cx3="http://schemas.microsoft.com/office/drawing/2016/5/9/chartex" xmlns:cx4="http://schemas.microsoft.com/office/drawing/2016/5/10/chartex" xmlns:cx5="http://schemas.microsoft.com/office/drawing/2016/5/11/chartex" xmlns:cx6="http://schemas.microsoft.com/office/drawing/2016/5/12/chartex" xmlns:cx7="http://schemas.microsoft.com/office/drawing/2016/5/13/chartex" xmlns:cx8="http://schemas.microsoft.com/office/drawing/2016/5/14/chartex" xmlns:mc="http://schemas.openxmlformats.org/markup-compatibility/2006" xmlns:aink="http://schemas.microsoft.com/office/drawing/2016/ink" xmlns:am3d="http://schemas.microsoft.com/office/drawing/2017/model3d" xmlns:o="urn:schemas-microsoft-com:office:office" xmlns:r="http://schemas.openxmlformats.org/officeDocument/2006/relationships" xmlns:m="http://schemas.openxmlformats.org/officeDocument/2006/math" xmlns:v="urn:schemas-microsoft-com:vml" xmlns:wp14="http://schemas.microsoft.com/office/word/2010/wordprocessingDrawing" xmlns:wp="http://schemas.openxmlformats.org/drawingml/2006/wordprocessingDrawing" xmlns:w10="urn:schemas-microsoft-com:office:word" xmlns:w="http://schemas.openxmlformats.org/wordprocessingml/2006/main" xmlns:w14="http://schemas.microsoft.com/office/word/2010/wordml" xmlns:w15="http://schemas.microsoft.com/office/word/2012/wordml" xmlns:w16cex="http://schemas.microsoft.com/office/word/2018/wordml/cex" xmlns:w16cid="http://schemas.microsoft.com/office/word/2016/wordml/cid" xmlns:w16="http://schemas.microsoft.com/office/word/2018/wordml" xmlns:w16sdtdh="http://schemas.microsoft.com/office/word/2020/wordml/sdtdatahash" xmlns:w16se="http://schemas.microsoft.com/office/word/2015/wordml/symex" xmlns:wpg="http://schemas.microsoft.com/office/word/2010/wordprocessingGroup" xmlns:wpi="http://schemas.microsoft.com/office/word/2010/wordprocessingInk" xmlns:wne="http://schemas.microsoft.com/office/word/2006/wordml" xmlns:wps="http://schemas.microsoft.com/office/word/2010/wordprocessingShape" mc:Ignorable="w14 w15 w16se w16cid w16 w16cex w16sdtdh wp14">
+<w:document xmlns:wpc="http://schemas.microsoft.com/office/word/2010/wordprocessingCanvas" xmlns:cx="http://schemas.microsoft.com/office/drawing/2014/chartex" xmlns:cx1="http://schemas.microsoft.com/office/drawing/2015/9/8/chartex" xmlns:cx2="http://schemas.microsoft.com/office/drawing/2015/10/21/chartex" xmlns:cx3="http://schemas.microsoft.com/office/drawing/2016/5/9/chartex" xmlns:cx4="http://schemas.microsoft.com/office/drawing/2016/5/10/chartex" xmlns:cx5="http://schemas.microsoft.com/office/drawing/2016/5/11/chartex" xmlns:cx6="http://schemas.microsoft.com/office/drawing/2016/5/12/chartex" xmlns:cx7="http://schemas.microsoft.com/office/drawing/2016/5/13/chartex" xmlns:cx8="http://schemas.microsoft.com/office/drawing/2016/5/14/chartex" xmlns:mc="http://schemas.openxmlformats.org/markup-compatibility/2006" xmlns:aink="http://schemas.microsoft.com/office/drawing/2016/ink" xmlns:am3d="http://schemas.microsoft.com/office/drawing/2017/model3d" xmlns:o="urn:schemas-microsoft-com:office:office" xmlns:oel="http://schemas.microsoft.com/office/2019/extlst" xmlns:r="http://schemas.openxmlformats.org/officeDocument/2006/relationships" xmlns:m="http://schemas.openxmlformats.org/officeDocument/2006/math" xmlns:v="urn:schemas-microsoft-com:vml" xmlns:wp14="http://schemas.microsoft.com/office/word/2010/wordprocessingDrawing" xmlns:wp="http://schemas.openxmlformats.org/drawingml/2006/wordprocessingDrawing" xmlns:w10="urn:schemas-microsoft-com:office:word" xmlns:w="http://schemas.openxmlformats.org/wordprocessingml/2006/main" xmlns:w14="http://schemas.microsoft.com/office/word/2010/wordml" xmlns:w15="http://schemas.microsoft.com/office/word/2012/wordml" xmlns:w16cex="http://schemas.microsoft.com/office/word/2018/wordml/cex" xmlns:w16cid="http://schemas.microsoft.com/office/word/2016/wordml/cid" xmlns:w16="http://schemas.microsoft.com/office/word/2018/wordml" xmlns:w16sdtdh="http://schemas.microsoft.com/office/word/2020/wordml/sdtdatahash" xmlns:w16se="http://schemas.microsoft.com/office/word/2015/wordml/symex" xmlns:wpg="http://schemas.microsoft.com/office/word/2010/wordprocessingGroup" xmlns:wpi="http://schemas.microsoft.com/office/word/2010/wordprocessingInk" xmlns:wne="http://schemas.microsoft.com/office/word/2006/wordml" xmlns:wps="http://schemas.microsoft.com/office/word/2010/wordprocessingShape" mc:Ignorable="w14 w15 w16se w16cid w16 w16cex w16sdtdh wp14">
   <w:body>
     <w:p>
       <w:pPr>
@@ -108,6 +108,705 @@
         </w:rPr>
         <w:t>Resisor</w:t>
       </w:r>
+    </w:p>
+    <w:p>
+      <w:pPr>
+        <w:pStyle w:val="ListParagraph"/>
+        <w:numPr>
+          <w:ilvl w:val="0"/>
+          <w:numId w:val="1"/>
+        </w:numPr>
+        <w:spacing w:line="360" w:lineRule="auto"/>
+        <w:rPr>
+          <w:rFonts w:ascii="Georgia" w:hAnsi="Georgia"/>
+          <w:highlight w:val="yellow"/>
+        </w:rPr>
+      </w:pPr>
+      <w:r>
+        <w:rPr>
+          <w:rFonts w:ascii="Georgia" w:hAnsi="Georgia"/>
+          <w:highlight w:val="yellow"/>
+        </w:rPr>
+        <w:t>Impedance</w:t>
+      </w:r>
+      <w:r>
+        <w:rPr>
+          <w:rFonts w:ascii="Georgia" w:hAnsi="Georgia"/>
+          <w:highlight w:val="yellow"/>
+        </w:rPr>
+        <w:t xml:space="preserve">  - sabse pehle motherboard me check krenge</w:t>
+      </w:r>
+    </w:p>
+    <w:p>
+      <w:pPr>
+        <w:spacing w:line="360" w:lineRule="auto"/>
+        <w:rPr>
+          <w:rFonts w:ascii="Georgia" w:hAnsi="Georgia"/>
+          <w:b/>
+          <w:bCs/>
+        </w:rPr>
+      </w:pPr>
+      <w:r>
+        <w:rPr>
+          <w:rFonts w:ascii="Georgia" w:hAnsi="Georgia"/>
+          <w:b/>
+          <w:bCs/>
+        </w:rPr>
+        <w:t>Impedence Testing</w:t>
+      </w:r>
+    </w:p>
+    <w:p>
+      <w:pPr>
+        <w:spacing w:line="360" w:lineRule="auto"/>
+        <w:rPr>
+          <w:rFonts w:ascii="Georgia" w:hAnsi="Georgia"/>
+        </w:rPr>
+      </w:pPr>
+      <w:r>
+        <w:rPr>
+          <w:rFonts w:ascii="Georgia" w:hAnsi="Georgia"/>
+        </w:rPr>
+        <w:t>Red Probe + Ground Par</w:t>
+      </w:r>
+    </w:p>
+    <w:p>
+      <w:pPr>
+        <w:spacing w:line="360" w:lineRule="auto"/>
+        <w:rPr>
+          <w:rFonts w:ascii="Georgia" w:hAnsi="Georgia"/>
+        </w:rPr>
+      </w:pPr>
+      <w:r>
+        <w:rPr>
+          <w:rFonts w:ascii="Georgia" w:hAnsi="Georgia"/>
+        </w:rPr>
+        <w:t>Black Probe – Jis component</w:t>
+      </w:r>
+      <w:r>
+        <w:rPr>
+          <w:rFonts w:ascii="Georgia" w:hAnsi="Georgia"/>
+        </w:rPr>
+        <w:t xml:space="preserve"> </w:t>
+      </w:r>
+      <w:r>
+        <w:rPr>
+          <w:rFonts w:ascii="Georgia" w:hAnsi="Georgia"/>
+          <w:b/>
+          <w:bCs/>
+          <w:highlight w:val="yellow"/>
+        </w:rPr>
+        <w:t>(CLR, Coil</w:t>
+      </w:r>
+      <w:r>
+        <w:rPr>
+          <w:rFonts w:ascii="Georgia" w:hAnsi="Georgia"/>
+          <w:b/>
+          <w:bCs/>
+          <w:highlight w:val="yellow"/>
+        </w:rPr>
+        <w:t>- mostly used</w:t>
+      </w:r>
+      <w:r>
+        <w:rPr>
+          <w:rFonts w:ascii="Georgia" w:hAnsi="Georgia"/>
+          <w:b/>
+          <w:bCs/>
+          <w:highlight w:val="yellow"/>
+        </w:rPr>
+        <w:t>)</w:t>
+      </w:r>
+      <w:r>
+        <w:rPr>
+          <w:rFonts w:ascii="Georgia" w:hAnsi="Georgia"/>
+        </w:rPr>
+        <w:t xml:space="preserve"> par  impedence check krna hai.</w:t>
+      </w:r>
+    </w:p>
+    <w:p>
+      <w:pPr>
+        <w:spacing w:line="360" w:lineRule="auto"/>
+        <w:rPr>
+          <w:rFonts w:ascii="Georgia" w:hAnsi="Georgia"/>
+        </w:rPr>
+      </w:pPr>
+      <w:r>
+        <w:rPr>
+          <w:rFonts w:ascii="Georgia" w:hAnsi="Georgia"/>
+        </w:rPr>
+        <w:t>Note : Red Probe + par kyu ke component discharge ho jayega.</w:t>
+      </w:r>
+    </w:p>
+    <w:p>
+      <w:pPr>
+        <w:spacing w:line="360" w:lineRule="auto"/>
+        <w:rPr>
+          <w:rFonts w:ascii="Georgia" w:hAnsi="Georgia"/>
+        </w:rPr>
+      </w:pPr>
+    </w:p>
+    <w:p>
+      <w:pPr>
+        <w:spacing w:line="360" w:lineRule="auto"/>
+        <w:rPr>
+          <w:rFonts w:ascii="Georgia" w:hAnsi="Georgia"/>
+          <w:b/>
+          <w:bCs/>
+        </w:rPr>
+      </w:pPr>
+      <w:r>
+        <w:rPr>
+          <w:rFonts w:ascii="Georgia" w:hAnsi="Georgia"/>
+          <w:b/>
+          <w:bCs/>
+        </w:rPr>
+        <w:t>Impedence/GR Value</w:t>
+      </w:r>
+    </w:p>
+    <w:p>
+      <w:pPr>
+        <w:spacing w:line="360" w:lineRule="auto"/>
+        <w:rPr>
+          <w:rFonts w:ascii="Georgia" w:hAnsi="Georgia"/>
+        </w:rPr>
+      </w:pPr>
+    </w:p>
+    <w:p>
+      <w:pPr>
+        <w:spacing w:line="360" w:lineRule="auto"/>
+        <w:rPr>
+          <w:rFonts w:ascii="Georgia" w:hAnsi="Georgia"/>
+        </w:rPr>
+      </w:pPr>
+      <w:r>
+        <w:rPr>
+          <w:rFonts w:ascii="Georgia" w:hAnsi="Georgia"/>
+          <w:noProof/>
+        </w:rPr>
+        <mc:AlternateContent>
+          <mc:Choice Requires="wps">
+            <w:drawing>
+              <wp:anchor distT="0" distB="0" distL="114300" distR="114300" simplePos="0" relativeHeight="251665408" behindDoc="0" locked="0" layoutInCell="1" allowOverlap="1" wp14:anchorId="21F34A39" wp14:editId="1656C11C">
+                <wp:simplePos x="0" y="0"/>
+                <wp:positionH relativeFrom="column">
+                  <wp:posOffset>2940685</wp:posOffset>
+                </wp:positionH>
+                <wp:positionV relativeFrom="paragraph">
+                  <wp:posOffset>334645</wp:posOffset>
+                </wp:positionV>
+                <wp:extent cx="381000" cy="200025"/>
+                <wp:effectExtent l="19050" t="19050" r="19050" b="47625"/>
+                <wp:wrapNone/>
+                <wp:docPr id="6" name="Arrow: Left 6"/>
+                <wp:cNvGraphicFramePr/>
+                <a:graphic xmlns:a="http://schemas.openxmlformats.org/drawingml/2006/main">
+                  <a:graphicData uri="http://schemas.microsoft.com/office/word/2010/wordprocessingShape">
+                    <wps:wsp>
+                      <wps:cNvSpPr/>
+                      <wps:spPr>
+                        <a:xfrm>
+                          <a:off x="0" y="0"/>
+                          <a:ext cx="381000" cy="200025"/>
+                        </a:xfrm>
+                        <a:prstGeom prst="leftArrow">
+                          <a:avLst/>
+                        </a:prstGeom>
+                      </wps:spPr>
+                      <wps:style>
+                        <a:lnRef idx="2">
+                          <a:schemeClr val="accent1">
+                            <a:shade val="15000"/>
+                          </a:schemeClr>
+                        </a:lnRef>
+                        <a:fillRef idx="1">
+                          <a:schemeClr val="accent1"/>
+                        </a:fillRef>
+                        <a:effectRef idx="0">
+                          <a:schemeClr val="accent1"/>
+                        </a:effectRef>
+                        <a:fontRef idx="minor">
+                          <a:schemeClr val="lt1"/>
+                        </a:fontRef>
+                      </wps:style>
+                      <wps:bodyPr rot="0" spcFirstLastPara="0" vertOverflow="overflow" horzOverflow="overflow" vert="horz" wrap="square" lIns="91440" tIns="45720" rIns="91440" bIns="45720" numCol="1" spcCol="0" rtlCol="0" fromWordArt="0" anchor="ctr" anchorCtr="0" forceAA="0" compatLnSpc="1">
+                        <a:prstTxWarp prst="textNoShape">
+                          <a:avLst/>
+                        </a:prstTxWarp>
+                        <a:noAutofit/>
+                      </wps:bodyPr>
+                    </wps:wsp>
+                  </a:graphicData>
+                </a:graphic>
+              </wp:anchor>
+            </w:drawing>
+          </mc:Choice>
+          <mc:Fallback>
+            <w:pict>
+              <v:shapetype w14:anchorId="779D1B21" id="_x0000_t66" coordsize="21600,21600" o:spt="66" adj="5400,5400" path="m@0,l@0@1,21600@1,21600@2@0@2@0,21600,,10800xe">
+                <v:stroke joinstyle="miter"/>
+                <v:formulas>
+                  <v:f eqn="val #0"/>
+                  <v:f eqn="val #1"/>
+                  <v:f eqn="sum 21600 0 #1"/>
+                  <v:f eqn="prod #0 #1 10800"/>
+                  <v:f eqn="sum #0 0 @3"/>
+                </v:formulas>
+                <v:path o:connecttype="custom" o:connectlocs="@0,0;0,10800;@0,21600;21600,10800" o:connectangles="270,180,90,0" textboxrect="@4,@1,21600,@2"/>
+                <v:handles>
+                  <v:h position="#0,#1" xrange="0,21600" yrange="0,10800"/>
+                </v:handles>
+              </v:shapetype>
+              <v:shape id="Arrow: Left 6" o:spid="_x0000_s1026" type="#_x0000_t66" style="position:absolute;margin-left:231.55pt;margin-top:26.35pt;width:30pt;height:15.75pt;z-index:251665408;visibility:visible;mso-wrap-style:square;mso-wrap-distance-left:9pt;mso-wrap-distance-top:0;mso-wrap-distance-right:9pt;mso-wrap-distance-bottom:0;mso-position-horizontal:absolute;mso-position-horizontal-relative:text;mso-position-vertical:absolute;mso-position-vertical-relative:text;v-text-anchor:middle" o:gfxdata="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" adj="5670" fillcolor="#4472c4 [3204]" strokecolor="#09101d [484]" strokeweight="1pt"/>
+            </w:pict>
+          </mc:Fallback>
+        </mc:AlternateContent>
+      </w:r>
+      <w:r>
+        <w:rPr>
+          <w:rFonts w:ascii="Georgia" w:hAnsi="Georgia"/>
+          <w:noProof/>
+        </w:rPr>
+        <mc:AlternateContent>
+          <mc:Choice Requires="wps">
+            <w:drawing>
+              <wp:anchor distT="0" distB="0" distL="114300" distR="114300" simplePos="0" relativeHeight="251664384" behindDoc="0" locked="0" layoutInCell="1" allowOverlap="1" wp14:anchorId="409473AA" wp14:editId="25F0EF7C">
+                <wp:simplePos x="0" y="0"/>
+                <wp:positionH relativeFrom="column">
+                  <wp:posOffset>2874010</wp:posOffset>
+                </wp:positionH>
+                <wp:positionV relativeFrom="paragraph">
+                  <wp:posOffset>106045</wp:posOffset>
+                </wp:positionV>
+                <wp:extent cx="9525" cy="666750"/>
+                <wp:effectExtent l="0" t="0" r="28575" b="19050"/>
+                <wp:wrapNone/>
+                <wp:docPr id="5" name="Straight Connector 5"/>
+                <wp:cNvGraphicFramePr/>
+                <a:graphic xmlns:a="http://schemas.openxmlformats.org/drawingml/2006/main">
+                  <a:graphicData uri="http://schemas.microsoft.com/office/word/2010/wordprocessingShape">
+                    <wps:wsp>
+                      <wps:cNvCnPr/>
+                      <wps:spPr>
+                        <a:xfrm>
+                          <a:off x="0" y="0"/>
+                          <a:ext cx="9525" cy="666750"/>
+                        </a:xfrm>
+                        <a:prstGeom prst="line">
+                          <a:avLst/>
+                        </a:prstGeom>
+                      </wps:spPr>
+                      <wps:style>
+                        <a:lnRef idx="1">
+                          <a:schemeClr val="accent1"/>
+                        </a:lnRef>
+                        <a:fillRef idx="0">
+                          <a:schemeClr val="accent1"/>
+                        </a:fillRef>
+                        <a:effectRef idx="0">
+                          <a:schemeClr val="accent1"/>
+                        </a:effectRef>
+                        <a:fontRef idx="minor">
+                          <a:schemeClr val="tx1"/>
+                        </a:fontRef>
+                      </wps:style>
+                      <wps:bodyPr/>
+                    </wps:wsp>
+                  </a:graphicData>
+                </a:graphic>
+              </wp:anchor>
+            </w:drawing>
+          </mc:Choice>
+          <mc:Fallback>
+            <w:pict>
+              <v:line w14:anchorId="284AB188" id="Straight Connector 5" o:spid="_x0000_s1026" style="position:absolute;z-index:251664384;visibility:visible;mso-wrap-style:square;mso-wrap-distance-left:9pt;mso-wrap-distance-top:0;mso-wrap-distance-right:9pt;mso-wrap-distance-bottom:0;mso-position-horizontal:absolute;mso-position-horizontal-relative:text;mso-position-vertical:absolute;mso-position-vertical-relative:text" from="226.3pt,8.35pt" to="227.05pt,60.85pt" o:gfxdata="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" strokecolor="#4472c4 [3204]" strokeweight=".5pt">
+                <v:stroke joinstyle="miter"/>
+              </v:line>
+            </w:pict>
+          </mc:Fallback>
+        </mc:AlternateContent>
+      </w:r>
+      <w:r>
+        <w:rPr>
+          <w:rFonts w:ascii="Georgia" w:hAnsi="Georgia"/>
+          <w:noProof/>
+        </w:rPr>
+        <mc:AlternateContent>
+          <mc:Choice Requires="wps">
+            <w:drawing>
+              <wp:anchor distT="0" distB="0" distL="114300" distR="114300" simplePos="0" relativeHeight="251662336" behindDoc="0" locked="0" layoutInCell="1" allowOverlap="1" wp14:anchorId="1B52637C" wp14:editId="1FD4D6E2">
+                <wp:simplePos x="0" y="0"/>
+                <wp:positionH relativeFrom="column">
+                  <wp:posOffset>2197735</wp:posOffset>
+                </wp:positionH>
+                <wp:positionV relativeFrom="paragraph">
+                  <wp:posOffset>106045</wp:posOffset>
+                </wp:positionV>
+                <wp:extent cx="0" cy="685800"/>
+                <wp:effectExtent l="0" t="0" r="38100" b="19050"/>
+                <wp:wrapNone/>
+                <wp:docPr id="3" name="Straight Connector 3"/>
+                <wp:cNvGraphicFramePr/>
+                <a:graphic xmlns:a="http://schemas.openxmlformats.org/drawingml/2006/main">
+                  <a:graphicData uri="http://schemas.microsoft.com/office/word/2010/wordprocessingShape">
+                    <wps:wsp>
+                      <wps:cNvCnPr/>
+                      <wps:spPr>
+                        <a:xfrm>
+                          <a:off x="0" y="0"/>
+                          <a:ext cx="0" cy="685800"/>
+                        </a:xfrm>
+                        <a:prstGeom prst="line">
+                          <a:avLst/>
+                        </a:prstGeom>
+                      </wps:spPr>
+                      <wps:style>
+                        <a:lnRef idx="1">
+                          <a:schemeClr val="accent1"/>
+                        </a:lnRef>
+                        <a:fillRef idx="0">
+                          <a:schemeClr val="accent1"/>
+                        </a:fillRef>
+                        <a:effectRef idx="0">
+                          <a:schemeClr val="accent1"/>
+                        </a:effectRef>
+                        <a:fontRef idx="minor">
+                          <a:schemeClr val="tx1"/>
+                        </a:fontRef>
+                      </wps:style>
+                      <wps:bodyPr/>
+                    </wps:wsp>
+                  </a:graphicData>
+                </a:graphic>
+              </wp:anchor>
+            </w:drawing>
+          </mc:Choice>
+          <mc:Fallback>
+            <w:pict>
+              <v:line w14:anchorId="7125A019" id="Straight Connector 3" o:spid="_x0000_s1026" style="position:absolute;z-index:251662336;visibility:visible;mso-wrap-style:square;mso-wrap-distance-left:9pt;mso-wrap-distance-top:0;mso-wrap-distance-right:9pt;mso-wrap-distance-bottom:0;mso-position-horizontal:absolute;mso-position-horizontal-relative:text;mso-position-vertical:absolute;mso-position-vertical-relative:text" from="173.05pt,8.35pt" to="173.05pt,62.35pt" o:gfxdata="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" strokecolor="#4472c4 [3204]" strokeweight=".5pt">
+                <v:stroke joinstyle="miter"/>
+              </v:line>
+            </w:pict>
+          </mc:Fallback>
+        </mc:AlternateContent>
+      </w:r>
+      <w:r>
+        <w:rPr>
+          <w:rFonts w:ascii="Georgia" w:hAnsi="Georgia"/>
+          <w:noProof/>
+        </w:rPr>
+        <mc:AlternateContent>
+          <mc:Choice Requires="wps">
+            <w:drawing>
+              <wp:anchor distT="0" distB="0" distL="114300" distR="114300" simplePos="0" relativeHeight="251659264" behindDoc="0" locked="0" layoutInCell="1" allowOverlap="1" wp14:anchorId="7EBD187C" wp14:editId="2BC3CEBC">
+                <wp:simplePos x="0" y="0"/>
+                <wp:positionH relativeFrom="column">
+                  <wp:posOffset>539750</wp:posOffset>
+                </wp:positionH>
+                <wp:positionV relativeFrom="paragraph">
+                  <wp:posOffset>106045</wp:posOffset>
+                </wp:positionV>
+                <wp:extent cx="2867025" cy="0"/>
+                <wp:effectExtent l="0" t="76200" r="9525" b="95250"/>
+                <wp:wrapNone/>
+                <wp:docPr id="1" name="Straight Arrow Connector 1"/>
+                <wp:cNvGraphicFramePr/>
+                <a:graphic xmlns:a="http://schemas.openxmlformats.org/drawingml/2006/main">
+                  <a:graphicData uri="http://schemas.microsoft.com/office/word/2010/wordprocessingShape">
+                    <wps:wsp>
+                      <wps:cNvCnPr/>
+                      <wps:spPr>
+                        <a:xfrm>
+                          <a:off x="0" y="0"/>
+                          <a:ext cx="2867025" cy="0"/>
+                        </a:xfrm>
+                        <a:prstGeom prst="straightConnector1">
+                          <a:avLst/>
+                        </a:prstGeom>
+                        <a:ln>
+                          <a:tailEnd type="triangle"/>
+                        </a:ln>
+                      </wps:spPr>
+                      <wps:style>
+                        <a:lnRef idx="1">
+                          <a:schemeClr val="accent1"/>
+                        </a:lnRef>
+                        <a:fillRef idx="0">
+                          <a:schemeClr val="accent1"/>
+                        </a:fillRef>
+                        <a:effectRef idx="0">
+                          <a:schemeClr val="accent1"/>
+                        </a:effectRef>
+                        <a:fontRef idx="minor">
+                          <a:schemeClr val="tx1"/>
+                        </a:fontRef>
+                      </wps:style>
+                      <wps:bodyPr/>
+                    </wps:wsp>
+                  </a:graphicData>
+                </a:graphic>
+              </wp:anchor>
+            </w:drawing>
+          </mc:Choice>
+          <mc:Fallback>
+            <w:pict>
+              <v:shapetype w14:anchorId="5EEAD982" id="_x0000_t32" coordsize="21600,21600" o:spt="32" o:oned="t" path="m,l21600,21600e" filled="f">
+                <v:path arrowok="t" fillok="f" o:connecttype="none"/>
+                <o:lock v:ext="edit" shapetype="t"/>
+              </v:shapetype>
+              <v:shape id="Straight Arrow Connector 1" o:spid="_x0000_s1026" type="#_x0000_t32" style="position:absolute;margin-left:42.5pt;margin-top:8.35pt;width:225.75pt;height:0;z-index:251659264;visibility:visible;mso-wrap-style:square;mso-wrap-distance-left:9pt;mso-wrap-distance-top:0;mso-wrap-distance-right:9pt;mso-wrap-distance-bottom:0;mso-position-horizontal:absolute;mso-position-horizontal-relative:text;mso-position-vertical:absolute;mso-position-vertical-relative:text" o:gfxdata="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" strokecolor="#4472c4 [3204]" strokeweight=".5pt">
+                <v:stroke endarrow="block" joinstyle="miter"/>
+              </v:shape>
+            </w:pict>
+          </mc:Fallback>
+        </mc:AlternateContent>
+      </w:r>
+      <w:r>
+        <w:rPr>
+          <w:rFonts w:ascii="Georgia" w:hAnsi="Georgia"/>
+        </w:rPr>
+        <w:t>3V line</w:t>
+      </w:r>
+    </w:p>
+    <w:p>
+      <w:pPr>
+        <w:spacing w:line="360" w:lineRule="auto"/>
+        <w:rPr>
+          <w:rFonts w:ascii="Georgia" w:hAnsi="Georgia"/>
+        </w:rPr>
+      </w:pPr>
+      <w:r>
+        <w:rPr>
+          <w:rFonts w:ascii="Georgia" w:hAnsi="Georgia"/>
+          <w:noProof/>
+        </w:rPr>
+        <mc:AlternateContent>
+          <mc:Choice Requires="wps">
+            <w:drawing>
+              <wp:anchor distT="0" distB="0" distL="114300" distR="114300" simplePos="0" relativeHeight="251663360" behindDoc="0" locked="0" layoutInCell="1" allowOverlap="1" wp14:anchorId="75E85FEA" wp14:editId="6C24A924">
+                <wp:simplePos x="0" y="0"/>
+                <wp:positionH relativeFrom="column">
+                  <wp:posOffset>1931035</wp:posOffset>
+                </wp:positionH>
+                <wp:positionV relativeFrom="paragraph">
+                  <wp:posOffset>13970</wp:posOffset>
+                </wp:positionV>
+                <wp:extent cx="257175" cy="190500"/>
+                <wp:effectExtent l="0" t="19050" r="47625" b="38100"/>
+                <wp:wrapNone/>
+                <wp:docPr id="4" name="Arrow: Right 4"/>
+                <wp:cNvGraphicFramePr/>
+                <a:graphic xmlns:a="http://schemas.openxmlformats.org/drawingml/2006/main">
+                  <a:graphicData uri="http://schemas.microsoft.com/office/word/2010/wordprocessingShape">
+                    <wps:wsp>
+                      <wps:cNvSpPr/>
+                      <wps:spPr>
+                        <a:xfrm>
+                          <a:off x="0" y="0"/>
+                          <a:ext cx="257175" cy="190500"/>
+                        </a:xfrm>
+                        <a:prstGeom prst="rightArrow">
+                          <a:avLst/>
+                        </a:prstGeom>
+                      </wps:spPr>
+                      <wps:style>
+                        <a:lnRef idx="2">
+                          <a:schemeClr val="accent1">
+                            <a:shade val="15000"/>
+                          </a:schemeClr>
+                        </a:lnRef>
+                        <a:fillRef idx="1">
+                          <a:schemeClr val="accent1"/>
+                        </a:fillRef>
+                        <a:effectRef idx="0">
+                          <a:schemeClr val="accent1"/>
+                        </a:effectRef>
+                        <a:fontRef idx="minor">
+                          <a:schemeClr val="lt1"/>
+                        </a:fontRef>
+                      </wps:style>
+                      <wps:bodyPr rot="0" spcFirstLastPara="0" vertOverflow="overflow" horzOverflow="overflow" vert="horz" wrap="square" lIns="91440" tIns="45720" rIns="91440" bIns="45720" numCol="1" spcCol="0" rtlCol="0" fromWordArt="0" anchor="ctr" anchorCtr="0" forceAA="0" compatLnSpc="1">
+                        <a:prstTxWarp prst="textNoShape">
+                          <a:avLst/>
+                        </a:prstTxWarp>
+                        <a:noAutofit/>
+                      </wps:bodyPr>
+                    </wps:wsp>
+                  </a:graphicData>
+                </a:graphic>
+              </wp:anchor>
+            </w:drawing>
+          </mc:Choice>
+          <mc:Fallback>
+            <w:pict>
+              <v:shapetype w14:anchorId="46E3BABE" id="_x0000_t13" coordsize="21600,21600" o:spt="13" adj="16200,5400" path="m@0,l@0@1,0@1,0@2@0@2@0,21600,21600,10800xe">
+                <v:stroke joinstyle="miter"/>
+                <v:formulas>
+                  <v:f eqn="val #0"/>
+                  <v:f eqn="val #1"/>
+                  <v:f eqn="sum height 0 #1"/>
+                  <v:f eqn="sum 10800 0 #1"/>
+                  <v:f eqn="sum width 0 #0"/>
+                  <v:f eqn="prod @4 @3 10800"/>
+                  <v:f eqn="sum width 0 @5"/>
+                </v:formulas>
+                <v:path o:connecttype="custom" o:connectlocs="@0,0;0,10800;@0,21600;21600,10800" o:connectangles="270,180,90,0" textboxrect="0,@1,@6,@2"/>
+                <v:handles>
+                  <v:h position="#0,#1" xrange="0,21600" yrange="0,10800"/>
+                </v:handles>
+              </v:shapetype>
+              <v:shape id="Arrow: Right 4" o:spid="_x0000_s1026" type="#_x0000_t13" style="position:absolute;margin-left:152.05pt;margin-top:1.1pt;width:20.25pt;height:15pt;z-index:251663360;visibility:visible;mso-wrap-style:square;mso-wrap-distance-left:9pt;mso-wrap-distance-top:0;mso-wrap-distance-right:9pt;mso-wrap-distance-bottom:0;mso-position-horizontal:absolute;mso-position-horizontal-relative:text;mso-position-vertical:absolute;mso-position-vertical-relative:text;v-text-anchor:middle" o:gfxdata="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" adj="13600" fillcolor="#4472c4 [3204]" strokecolor="#09101d [484]" strokeweight="1pt"/>
+            </w:pict>
+          </mc:Fallback>
+        </mc:AlternateContent>
+      </w:r>
+      <w:r>
+        <w:rPr>
+          <w:rFonts w:ascii="Georgia" w:hAnsi="Georgia"/>
+        </w:rPr>
+        <w:tab/>
+      </w:r>
+      <w:r>
+        <w:rPr>
+          <w:rFonts w:ascii="Georgia" w:hAnsi="Georgia"/>
+        </w:rPr>
+        <w:tab/>
+      </w:r>
+      <w:r>
+        <w:rPr>
+          <w:rFonts w:ascii="Georgia" w:hAnsi="Georgia"/>
+        </w:rPr>
+        <w:tab/>
+        <w:t>Distance</w:t>
+      </w:r>
+      <w:r>
+        <w:rPr>
+          <w:rFonts w:ascii="Georgia" w:hAnsi="Georgia"/>
+        </w:rPr>
+        <w:tab/>
+      </w:r>
+      <w:r>
+        <w:rPr>
+          <w:rFonts w:ascii="Georgia" w:hAnsi="Georgia"/>
+        </w:rPr>
+        <w:tab/>
+      </w:r>
+      <w:r>
+        <w:rPr>
+          <w:rFonts w:ascii="Georgia" w:hAnsi="Georgia"/>
+        </w:rPr>
+        <w:tab/>
+        <w:t xml:space="preserve">     Beep</w:t>
+      </w:r>
+    </w:p>
+    <w:p>
+      <w:pPr>
+        <w:spacing w:line="360" w:lineRule="auto"/>
+        <w:rPr>
+          <w:rFonts w:ascii="Georgia" w:hAnsi="Georgia"/>
+        </w:rPr>
+      </w:pPr>
+      <w:r>
+        <w:rPr>
+          <w:rFonts w:ascii="Georgia" w:hAnsi="Georgia"/>
+          <w:noProof/>
+        </w:rPr>
+        <mc:AlternateContent>
+          <mc:Choice Requires="wps">
+            <w:drawing>
+              <wp:anchor distT="0" distB="0" distL="114300" distR="114300" simplePos="0" relativeHeight="251661312" behindDoc="0" locked="0" layoutInCell="1" allowOverlap="1" wp14:anchorId="1AACEAFD" wp14:editId="57DD36DB">
+                <wp:simplePos x="0" y="0"/>
+                <wp:positionH relativeFrom="column">
+                  <wp:posOffset>581025</wp:posOffset>
+                </wp:positionH>
+                <wp:positionV relativeFrom="paragraph">
+                  <wp:posOffset>85090</wp:posOffset>
+                </wp:positionV>
+                <wp:extent cx="2867025" cy="0"/>
+                <wp:effectExtent l="0" t="76200" r="9525" b="95250"/>
+                <wp:wrapNone/>
+                <wp:docPr id="2" name="Straight Arrow Connector 2"/>
+                <wp:cNvGraphicFramePr/>
+                <a:graphic xmlns:a="http://schemas.openxmlformats.org/drawingml/2006/main">
+                  <a:graphicData uri="http://schemas.microsoft.com/office/word/2010/wordprocessingShape">
+                    <wps:wsp>
+                      <wps:cNvCnPr/>
+                      <wps:spPr>
+                        <a:xfrm>
+                          <a:off x="0" y="0"/>
+                          <a:ext cx="2867025" cy="0"/>
+                        </a:xfrm>
+                        <a:prstGeom prst="straightConnector1">
+                          <a:avLst/>
+                        </a:prstGeom>
+                        <a:ln>
+                          <a:tailEnd type="triangle"/>
+                        </a:ln>
+                      </wps:spPr>
+                      <wps:style>
+                        <a:lnRef idx="1">
+                          <a:schemeClr val="accent1"/>
+                        </a:lnRef>
+                        <a:fillRef idx="0">
+                          <a:schemeClr val="accent1"/>
+                        </a:fillRef>
+                        <a:effectRef idx="0">
+                          <a:schemeClr val="accent1"/>
+                        </a:effectRef>
+                        <a:fontRef idx="minor">
+                          <a:schemeClr val="tx1"/>
+                        </a:fontRef>
+                      </wps:style>
+                      <wps:bodyPr/>
+                    </wps:wsp>
+                  </a:graphicData>
+                </a:graphic>
+              </wp:anchor>
+            </w:drawing>
+          </mc:Choice>
+          <mc:Fallback>
+            <w:pict>
+              <v:shape w14:anchorId="73E3D5A9" id="Straight Arrow Connector 2" o:spid="_x0000_s1026" type="#_x0000_t32" style="position:absolute;margin-left:45.75pt;margin-top:6.7pt;width:225.75pt;height:0;z-index:251661312;visibility:visible;mso-wrap-style:square;mso-wrap-distance-left:9pt;mso-wrap-distance-top:0;mso-wrap-distance-right:9pt;mso-wrap-distance-bottom:0;mso-position-horizontal:absolute;mso-position-horizontal-relative:text;mso-position-vertical:absolute;mso-position-vertical-relative:text" o:gfxdata="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" strokecolor="#4472c4 [3204]" strokeweight=".5pt">
+                <v:stroke endarrow="block" joinstyle="miter"/>
+              </v:shape>
+            </w:pict>
+          </mc:Fallback>
+        </mc:AlternateContent>
+      </w:r>
+      <w:r>
+        <w:rPr>
+          <w:rFonts w:ascii="Georgia" w:hAnsi="Georgia"/>
+        </w:rPr>
+        <w:t xml:space="preserve">Ground </w:t>
+      </w:r>
+    </w:p>
+    <w:p>
+      <w:pPr>
+        <w:spacing w:line="360" w:lineRule="auto"/>
+        <w:rPr>
+          <w:rFonts w:ascii="Georgia" w:hAnsi="Georgia"/>
+        </w:rPr>
+      </w:pPr>
+      <w:r>
+        <w:rPr>
+          <w:rFonts w:ascii="Georgia" w:hAnsi="Georgia"/>
+        </w:rPr>
+        <w:t>Impedance should be higher</w:t>
+      </w:r>
+    </w:p>
+    <w:p>
+      <w:pPr>
+        <w:spacing w:line="360" w:lineRule="auto"/>
+        <w:rPr>
+          <w:rFonts w:ascii="Georgia" w:hAnsi="Georgia"/>
+        </w:rPr>
+      </w:pPr>
+    </w:p>
+    <w:p>
+      <w:pPr>
+        <w:spacing w:line="360" w:lineRule="auto"/>
+        <w:rPr>
+          <w:rFonts w:ascii="Georgia" w:hAnsi="Georgia"/>
+        </w:rPr>
+      </w:pPr>
     </w:p>
     <w:sectPr>
       <w:pgSz w:w="12240" w:h="15840"/>
@@ -120,7 +819,7 @@
 </file>
 
 <file path=word/numbering.xml><?xml version="1.0" encoding="utf-8"?>
-<w:numbering xmlns:wpc="http://schemas.microsoft.com/office/word/2010/wordprocessingCanvas" xmlns:cx="http://schemas.microsoft.com/office/drawing/2014/chartex" xmlns:cx1="http://schemas.microsoft.com/office/drawing/2015/9/8/chartex" xmlns:cx2="http://schemas.microsoft.com/office/drawing/2015/10/21/chartex" xmlns:cx3="http://schemas.microsoft.com/office/drawing/2016/5/9/chartex" xmlns:cx4="http://schemas.microsoft.com/office/drawing/2016/5/10/chartex" xmlns:cx5="http://schemas.microsoft.com/office/drawing/2016/5/11/chartex" xmlns:cx6="http://schemas.microsoft.com/office/drawing/2016/5/12/chartex" xmlns:cx7="http://schemas.microsoft.com/office/drawing/2016/5/13/chartex" xmlns:cx8="http://schemas.microsoft.com/office/drawing/2016/5/14/chartex" xmlns:mc="http://schemas.openxmlformats.org/markup-compatibility/2006" xmlns:aink="http://schemas.microsoft.com/office/drawing/2016/ink" xmlns:am3d="http://schemas.microsoft.com/office/drawing/2017/model3d" xmlns:o="urn:schemas-microsoft-com:office:office" xmlns:r="http://schemas.openxmlformats.org/officeDocument/2006/relationships" xmlns:m="http://schemas.openxmlformats.org/officeDocument/2006/math" xmlns:v="urn:schemas-microsoft-com:vml" xmlns:wp14="http://schemas.microsoft.com/office/word/2010/wordprocessingDrawing" xmlns:wp="http://schemas.openxmlformats.org/drawingml/2006/wordprocessingDrawing" xmlns:w10="urn:schemas-microsoft-com:office:word" xmlns:w="http://schemas.openxmlformats.org/wordprocessingml/2006/main" xmlns:w14="http://schemas.microsoft.com/office/word/2010/wordml" xmlns:w15="http://schemas.microsoft.com/office/word/2012/wordml" xmlns:w16cex="http://schemas.microsoft.com/office/word/2018/wordml/cex" xmlns:w16cid="http://schemas.microsoft.com/office/word/2016/wordml/cid" xmlns:w16="http://schemas.microsoft.com/office/word/2018/wordml" xmlns:w16sdtdh="http://schemas.microsoft.com/office/word/2020/wordml/sdtdatahash" xmlns:w16se="http://schemas.microsoft.com/office/word/2015/wordml/symex" xmlns:wpg="http://schemas.microsoft.com/office/word/2010/wordprocessingGroup" xmlns:wpi="http://schemas.microsoft.com/office/word/2010/wordprocessingInk" xmlns:wne="http://schemas.microsoft.com/office/word/2006/wordml" xmlns:wps="http://schemas.microsoft.com/office/word/2010/wordprocessingShape" mc:Ignorable="w14 w15 w16se w16cid w16 w16cex w16sdtdh wp14">
+<w:numbering xmlns:wpc="http://schemas.microsoft.com/office/word/2010/wordprocessingCanvas" xmlns:cx="http://schemas.microsoft.com/office/drawing/2014/chartex" xmlns:cx1="http://schemas.microsoft.com/office/drawing/2015/9/8/chartex" xmlns:cx2="http://schemas.microsoft.com/office/drawing/2015/10/21/chartex" xmlns:cx3="http://schemas.microsoft.com/office/drawing/2016/5/9/chartex" xmlns:cx4="http://schemas.microsoft.com/office/drawing/2016/5/10/chartex" xmlns:cx5="http://schemas.microsoft.com/office/drawing/2016/5/11/chartex" xmlns:cx6="http://schemas.microsoft.com/office/drawing/2016/5/12/chartex" xmlns:cx7="http://schemas.microsoft.com/office/drawing/2016/5/13/chartex" xmlns:cx8="http://schemas.microsoft.com/office/drawing/2016/5/14/chartex" xmlns:mc="http://schemas.openxmlformats.org/markup-compatibility/2006" xmlns:aink="http://schemas.microsoft.com/office/drawing/2016/ink" xmlns:am3d="http://schemas.microsoft.com/office/drawing/2017/model3d" xmlns:o="urn:schemas-microsoft-com:office:office" xmlns:oel="http://schemas.microsoft.com/office/2019/extlst" xmlns:r="http://schemas.openxmlformats.org/officeDocument/2006/relationships" xmlns:m="http://schemas.openxmlformats.org/officeDocument/2006/math" xmlns:v="urn:schemas-microsoft-com:vml" xmlns:wp14="http://schemas.microsoft.com/office/word/2010/wordprocessingDrawing" xmlns:wp="http://schemas.openxmlformats.org/drawingml/2006/wordprocessingDrawing" xmlns:w10="urn:schemas-microsoft-com:office:word" xmlns:w="http://schemas.openxmlformats.org/wordprocessingml/2006/main" xmlns:w14="http://schemas.microsoft.com/office/word/2010/wordml" xmlns:w15="http://schemas.microsoft.com/office/word/2012/wordml" xmlns:w16cex="http://schemas.microsoft.com/office/word/2018/wordml/cex" xmlns:w16cid="http://schemas.microsoft.com/office/word/2016/wordml/cid" xmlns:w16="http://schemas.microsoft.com/office/word/2018/wordml" xmlns:w16sdtdh="http://schemas.microsoft.com/office/word/2020/wordml/sdtdatahash" xmlns:w16se="http://schemas.microsoft.com/office/word/2015/wordml/symex" xmlns:wpg="http://schemas.microsoft.com/office/word/2010/wordprocessingGroup" xmlns:wpi="http://schemas.microsoft.com/office/word/2010/wordprocessingInk" xmlns:wne="http://schemas.microsoft.com/office/word/2006/wordml" xmlns:wps="http://schemas.microsoft.com/office/word/2010/wordprocessingShape" mc:Ignorable="w14 w15 w16se w16cid w16 w16cex w16sdtdh wp14">
   <w:abstractNum w:abstractNumId="0" w15:restartNumberingAfterBreak="0">
     <w:nsid w:val="4853696C"/>
     <w:multiLevelType w:val="hybridMultilevel"/>
@@ -210,7 +909,7 @@
       </w:pPr>
     </w:lvl>
   </w:abstractNum>
-  <w:num w:numId="1">
+  <w:num w:numId="1" w16cid:durableId="2011330470">
     <w:abstractNumId w:val="0"/>
   </w:num>
 </w:numbering>
